--- a/hw3.docx
+++ b/hw3.docx
@@ -936,10 +936,7 @@
         </m:r>
       </m:oMath>
       <w:r>
-        <w:t xml:space="preserve"> </w:t>
-      </w:r>
-      <w:r>
-        <w:t xml:space="preserve">matrix, denoted by </w:t>
+        <w:t xml:space="preserve"> matrix, denoted by </w:t>
       </w:r>
       <m:oMath>
         <m:sSub>
@@ -2574,10 +2571,7 @@
         </m:d>
       </m:oMath>
       <w:r>
-        <w:t xml:space="preserve">. </w:t>
-      </w:r>
-      <w:r>
-        <w:t>More broadly, the shape of the Jacobian is determined as (shape of the output)</w:t>
+        <w:t>. More broadly, the shape of the Jacobian is determined as (shape of the output)</w:t>
       </w:r>
       <m:oMath>
         <m:r>
@@ -2938,10 +2932,7 @@
         </m:r>
       </m:oMath>
       <w:r>
-        <w:t xml:space="preserve"> </w:t>
-      </w:r>
-      <w:r>
-        <w:t xml:space="preserve">matrix and </w:t>
+        <w:t xml:space="preserve"> matrix and </w:t>
       </w:r>
       <m:oMath>
         <m:r>
@@ -3513,8 +3504,8 @@
         <w:pStyle w:val="Heading1"/>
       </w:pPr>
       <w:bookmarkStart w:id="5" w:name="sec:_activation"/>
+      <w:bookmarkEnd w:id="1"/>
       <w:bookmarkEnd w:id="4"/>
-      <w:bookmarkEnd w:id="1"/>
       <w:r>
         <w:lastRenderedPageBreak/>
         <w:t>Activations Per Layer, Keeps Linearity Away!</w:t>
@@ -3566,16 +3557,7 @@
               <w:rPr>
                 <w:rFonts w:ascii="Cambria Math" w:hAnsi="Cambria Math"/>
               </w:rPr>
-              <m:t>-∞</m:t>
-            </m:r>
-            <m:r>
-              <m:rPr>
-                <m:sty m:val="p"/>
-              </m:rPr>
-              <w:rPr>
-                <w:rFonts w:ascii="Cambria Math" w:hAnsi="Cambria Math"/>
-              </w:rPr>
-              <m:t>,+∞</m:t>
+              <m:t>-∞,+∞</m:t>
             </m:r>
           </m:e>
         </m:d>
@@ -7507,10 +7489,7 @@
         <w:t>mlp.py</w:t>
       </w:r>
       <w:r>
-        <w:t xml:space="preserve"> - you will see in the skeleton that the</w:t>
-      </w:r>
-      <w:r>
-        <w:t xml:space="preserve">y look very similar. Moreover, in order to make the skeleton complete, for all the </w:t>
+        <w:t xml:space="preserve"> - you will see in the skeleton that they look very similar. Moreover, in order to make the skeleton complete, for all the </w:t>
       </w:r>
       <w:r>
         <w:rPr>
@@ -8008,14 +7987,19 @@
           <w:numId w:val="13"/>
         </w:numPr>
       </w:pPr>
+      <w:proofErr w:type="spellStart"/>
       <w:r>
         <w:rPr>
           <w:rStyle w:val="VerbatimChar"/>
         </w:rPr>
-        <w:t>explore_mlp_activations</w:t>
-      </w:r>
-      <w:r>
-        <w:t xml:space="preserve"> in </w:t>
+        <w:t>explore_mlp_structures</w:t>
+      </w:r>
+      <w:proofErr w:type="spellEnd"/>
+      <w:r>
+        <w:t xml:space="preserve"> </w:t>
+      </w:r>
+      <w:r>
+        <w:t xml:space="preserve">in </w:t>
       </w:r>
       <w:r>
         <w:rPr>
@@ -8065,11 +8049,9 @@
         <w:t>Hint</w:t>
       </w:r>
       <w:r>
-        <w:t>: You</w:t>
-      </w:r>
-      <w:r>
-        <w:t xml:space="preserve"> can refer to </w:t>
-      </w:r>
+        <w:t xml:space="preserve">: You can refer to </w:t>
+      </w:r>
+      <w:proofErr w:type="spellStart"/>
       <w:r>
         <w:rPr>
           <w:rStyle w:val="VerbatimChar"/>
@@ -8077,11 +8059,18 @@
         <w:t>explore_mlp_structure</w:t>
       </w:r>
       <w:r>
-        <w:t xml:space="preserve"> as a demonstration of how to define </w:t>
+        <w:rPr>
+          <w:rStyle w:val="VerbatimChar"/>
+        </w:rPr>
+        <w:t>s</w:t>
+      </w:r>
+      <w:proofErr w:type="spellEnd"/>
+      <w:r>
+        <w:t xml:space="preserve"> as a demonstration of how to </w:t>
       </w:r>
       <w:r>
         <w:lastRenderedPageBreak/>
-        <w:t>training configurations with fixed hyper-parameters &amp; iterate over hyper-parameters/design choices of interests (e.g. hidden dimensions, choice of activation), and plot the evaluation results across configurations.</w:t>
+        <w:t>define training configurations with fixed hyper-parameters &amp; iterate over hyper-parameters/design choices of interests (e.g. hidden dimensions, choice of activation), and plot the evaluation results across configurations.</w:t>
       </w:r>
     </w:p>
     <w:p>
@@ -8166,14 +8155,22 @@
       <w:r>
         <w:t xml:space="preserve">: Read and complete the missing lines in </w:t>
       </w:r>
+      <w:proofErr w:type="spellStart"/>
       <w:r>
         <w:rPr>
           <w:rStyle w:val="VerbatimChar"/>
         </w:rPr>
-        <w:t>explore_mlp_learning_rates</w:t>
-      </w:r>
-      <w:r>
-        <w:t xml:space="preserve"> in </w:t>
+        <w:t>explore_mlp_structures</w:t>
+      </w:r>
+      <w:proofErr w:type="spellEnd"/>
+      <w:r>
+        <w:t xml:space="preserve"> </w:t>
+      </w:r>
+      <w:r>
+        <w:t xml:space="preserve">to modify learning rates </w:t>
+      </w:r>
+      <w:r>
+        <w:t xml:space="preserve">in </w:t>
       </w:r>
       <w:r>
         <w:rPr>
@@ -8207,13 +8204,7 @@
         <w:rPr>
           <w:rStyle w:val="VerbatimChar"/>
         </w:rPr>
-        <w:t>visualize_epoc</w:t>
-      </w:r>
-      <w:r>
-        <w:rPr>
-          <w:rStyle w:val="VerbatimChar"/>
-        </w:rPr>
-        <w:t>hs</w:t>
+        <w:t>visualize_epochs</w:t>
       </w:r>
       <w:r>
         <w:t xml:space="preserve">). We provide you with the default learning rate we set to start with, and we encourage you to add more learning rate values to explore and include in your final plots curves of </w:t>
@@ -8263,10 +8254,10 @@
       <w:r>
         <w:br/>
       </w:r>
-    </w:p>
-    <w:bookmarkEnd w:id="16"/>
-    <w:bookmarkEnd w:id="11"/>
-    <w:bookmarkEnd w:id="8"/>
+      <w:bookmarkEnd w:id="8"/>
+      <w:bookmarkEnd w:id="11"/>
+      <w:bookmarkEnd w:id="16"/>
+    </w:p>
     <w:sectPr>
       <w:footnotePr>
         <w:numRestart w:val="eachSect"/>
@@ -10571,6 +10562,15 @@
 </file>
 
 <file path=customXml/item2.xml><?xml version="1.0" encoding="utf-8"?>
+<?mso-contentType ?>
+<FormTemplates xmlns="http://schemas.microsoft.com/sharepoint/v3/contenttype/forms">
+  <Display>DocumentLibraryForm</Display>
+  <Edit>DocumentLibraryForm</Edit>
+  <New>DocumentLibraryForm</New>
+</FormTemplates>
+</file>
+
+<file path=customXml/item3.xml><?xml version="1.0" encoding="utf-8"?>
 <p:properties xmlns:p="http://schemas.microsoft.com/office/2006/metadata/properties" xmlns:xsi="http://www.w3.org/2001/XMLSchema-instance" xmlns:pc="http://schemas.microsoft.com/office/infopath/2007/PartnerControls">
   <documentManagement>
     <Tag xmlns="e3b5c32c-df6c-443f-b08b-73d85d62f2b5" xsi:nil="true"/>
@@ -10580,15 +10580,6 @@
     <TaxCatchAll xmlns="168931df-3f45-4445-be76-105235143e52" xsi:nil="true"/>
   </documentManagement>
 </p:properties>
-</file>
-
-<file path=customXml/item3.xml><?xml version="1.0" encoding="utf-8"?>
-<?mso-contentType ?>
-<FormTemplates xmlns="http://schemas.microsoft.com/sharepoint/v3/contenttype/forms">
-  <Display>DocumentLibraryForm</Display>
-  <Edit>DocumentLibraryForm</Edit>
-  <New>DocumentLibraryForm</New>
-</FormTemplates>
 </file>
 
 <file path=customXml/itemProps1.xml><?xml version="1.0" encoding="utf-8"?>
@@ -10611,6 +10602,14 @@
 </file>
 
 <file path=customXml/itemProps2.xml><?xml version="1.0" encoding="utf-8"?>
+<ds:datastoreItem xmlns:ds="http://schemas.openxmlformats.org/officeDocument/2006/customXml" ds:itemID="{0FA6EBE2-3293-4EB3-8C5D-0FC02247046A}">
+  <ds:schemaRefs>
+    <ds:schemaRef ds:uri="http://schemas.microsoft.com/sharepoint/v3/contenttype/forms"/>
+  </ds:schemaRefs>
+</ds:datastoreItem>
+</file>
+
+<file path=customXml/itemProps3.xml><?xml version="1.0" encoding="utf-8"?>
 <ds:datastoreItem xmlns:ds="http://schemas.openxmlformats.org/officeDocument/2006/customXml" ds:itemID="{835BD091-6AED-44A0-9B6B-C2930A60171C}">
   <ds:schemaRefs>
     <ds:schemaRef ds:uri="http://schemas.microsoft.com/office/2006/metadata/properties"/>
@@ -10619,12 +10618,4 @@
     <ds:schemaRef ds:uri="168931df-3f45-4445-be76-105235143e52"/>
   </ds:schemaRefs>
 </ds:datastoreItem>
-</file>
-
-<file path=customXml/itemProps3.xml><?xml version="1.0" encoding="utf-8"?>
-<ds:datastoreItem xmlns:ds="http://schemas.openxmlformats.org/officeDocument/2006/customXml" ds:itemID="{0FA6EBE2-3293-4EB3-8C5D-0FC02247046A}">
-  <ds:schemaRefs>
-    <ds:schemaRef ds:uri="http://schemas.microsoft.com/sharepoint/v3/contenttype/forms"/>
-  </ds:schemaRefs>
-</ds:datastoreItem>
 </file>